--- a/Docs/CDC et ToDo/cahier_des_charges.docx
+++ b/Docs/CDC et ToDo/cahier_des_charges.docx
@@ -55,12 +55,6 @@
         <w:gridCol w:w="7338"/>
       </w:tblGrid>
       <w:tr>
-        <w:tblPrEx>
-          <w:tblCellMar>
-            <w:top w:w="0" w:type="dxa"/>
-            <w:bottom w:w="0" w:type="dxa"/>
-          </w:tblCellMar>
-        </w:tblPrEx>
         <w:trPr>
           <w:cantSplit/>
         </w:trPr>
@@ -127,12 +121,6 @@
         </w:tc>
       </w:tr>
       <w:tr>
-        <w:tblPrEx>
-          <w:tblCellMar>
-            <w:top w:w="0" w:type="dxa"/>
-            <w:bottom w:w="0" w:type="dxa"/>
-          </w:tblCellMar>
-        </w:tblPrEx>
         <w:trPr>
           <w:cantSplit/>
         </w:trPr>
@@ -199,12 +187,6 @@
         </w:tc>
       </w:tr>
       <w:tr>
-        <w:tblPrEx>
-          <w:tblCellMar>
-            <w:top w:w="0" w:type="dxa"/>
-            <w:bottom w:w="0" w:type="dxa"/>
-          </w:tblCellMar>
-        </w:tblPrEx>
         <w:trPr>
           <w:cantSplit/>
         </w:trPr>
@@ -306,12 +288,6 @@
         </w:tc>
       </w:tr>
       <w:tr>
-        <w:tblPrEx>
-          <w:tblCellMar>
-            <w:top w:w="0" w:type="dxa"/>
-            <w:bottom w:w="0" w:type="dxa"/>
-          </w:tblCellMar>
-        </w:tblPrEx>
         <w:trPr>
           <w:cantSplit/>
         </w:trPr>
@@ -395,12 +371,6 @@
         </w:tc>
       </w:tr>
       <w:tr>
-        <w:tblPrEx>
-          <w:tblCellMar>
-            <w:top w:w="0" w:type="dxa"/>
-            <w:bottom w:w="0" w:type="dxa"/>
-          </w:tblCellMar>
-        </w:tblPrEx>
         <w:trPr>
           <w:cantSplit/>
         </w:trPr>
@@ -508,12 +478,6 @@
         <w:gridCol w:w="6838"/>
       </w:tblGrid>
       <w:tr>
-        <w:tblPrEx>
-          <w:tblCellMar>
-            <w:top w:w="0" w:type="dxa"/>
-            <w:bottom w:w="0" w:type="dxa"/>
-          </w:tblCellMar>
-        </w:tblPrEx>
         <w:trPr>
           <w:cantSplit/>
           <w:tblHeader/>
@@ -619,12 +583,6 @@
         </w:tc>
       </w:tr>
       <w:tr>
-        <w:tblPrEx>
-          <w:tblCellMar>
-            <w:top w:w="0" w:type="dxa"/>
-            <w:bottom w:w="0" w:type="dxa"/>
-          </w:tblCellMar>
-        </w:tblPrEx>
         <w:trPr>
           <w:cantSplit/>
         </w:trPr>
@@ -717,12 +675,6 @@
         </w:tc>
       </w:tr>
       <w:tr>
-        <w:tblPrEx>
-          <w:tblCellMar>
-            <w:top w:w="0" w:type="dxa"/>
-            <w:bottom w:w="0" w:type="dxa"/>
-          </w:tblCellMar>
-        </w:tblPrEx>
         <w:trPr>
           <w:cantSplit/>
         </w:trPr>
@@ -815,12 +767,6 @@
         </w:tc>
       </w:tr>
       <w:tr>
-        <w:tblPrEx>
-          <w:tblCellMar>
-            <w:top w:w="0" w:type="dxa"/>
-            <w:bottom w:w="0" w:type="dxa"/>
-          </w:tblCellMar>
-        </w:tblPrEx>
         <w:trPr>
           <w:cantSplit/>
         </w:trPr>
@@ -934,10 +880,7 @@
         <w:spacing w:after="100" w:line="264" w:lineRule="auto"/>
       </w:pPr>
       <w:r>
-        <w:t>Les chercheurs et les étudiants de The Peregrine Fund mènent des travaux sur la biodiversité, notamment l’étude des espèces de faune et de flore. Leurs données sont aujourd’hui éparpillées (tableurs, carnets papier, documents texte, ordinateurs personnels,</w:t>
-      </w:r>
-      <w:r>
-        <w:t xml:space="preserve"> clés USB, pièces jointes d’e-mails), chacun les rangeant et les nommant à sa manière. Il est donc difficile de retrouver les données existantes sur une espèce, un site ou une période, de les comparer ou de les réutiliser pour de nouvelles recherches.</w:t>
+        <w:t>Les chercheurs et les étudiants de The Peregrine Fund mènent des travaux sur la biodiversité, notamment l’étude des espèces de faune et de flore. Leurs données sont aujourd’hui éparpillées (tableurs, carnets papier, documents texte, ordinateurs personnels, clés USB, pièces jointes d’e-mails), chacun les rangeant et les nommant à sa manière. Il est donc difficile de retrouver les données existantes sur une espèce, un site ou une période, de les comparer ou de les réutiliser pour de nouvelles recherches.</w:t>
       </w:r>
     </w:p>
     <w:p>
@@ -945,10 +888,7 @@
         <w:pStyle w:val="Titre2"/>
       </w:pPr>
       <w:r>
-        <w:t xml:space="preserve">1.2 </w:t>
-      </w:r>
-      <w:r>
-        <w:t>Problématique</w:t>
+        <w:t>1.2 Problématique</w:t>
       </w:r>
     </w:p>
     <w:p>
@@ -956,10 +896,7 @@
         <w:spacing w:after="100" w:line="264" w:lineRule="auto"/>
       </w:pPr>
       <w:r>
-        <w:t>Les données de recherche en biodiversité ne sont ni centralisées, ni décrites de façon homogène, ni protégées contre la perte. Le système doit permettre de les réunir, de les fiabiliser et de les retrouver facilement, y compris lorsqu’elles s</w:t>
-      </w:r>
-      <w:r>
-        <w:t>ont collectées hors connexion sur des sites isolés.</w:t>
+        <w:t>Les données de recherche en biodiversité ne sont ni centralisées, ni décrites de façon homogène, ni protégées contre la perte. Le système doit permettre de les réunir, de les fiabiliser et de les retrouver facilement, y compris lorsqu’elles sont collectées hors connexion sur des sites isolés.</w:t>
       </w:r>
     </w:p>
     <w:p>
@@ -1013,10 +950,7 @@
       </w:r>
       <w:proofErr w:type="gramEnd"/>
       <w:r>
-        <w:t xml:space="preserve"> les données de recherche en </w:t>
-      </w:r>
-      <w:r>
-        <w:t>un seul endroit ;</w:t>
+        <w:t xml:space="preserve"> les données de recherche en un seul endroit ;</w:t>
       </w:r>
     </w:p>
     <w:p>
@@ -1084,10 +1018,7 @@
       </w:pPr>
       <w:proofErr w:type="gramStart"/>
       <w:r>
-        <w:t>facili</w:t>
-      </w:r>
-      <w:r>
-        <w:t>ter</w:t>
+        <w:t>faciliter</w:t>
       </w:r>
       <w:proofErr w:type="gramEnd"/>
       <w:r>
@@ -1145,10 +1076,7 @@
       </w:r>
       <w:proofErr w:type="gramEnd"/>
       <w:r>
-        <w:t xml:space="preserve"> aux cherc</w:t>
-      </w:r>
-      <w:r>
-        <w:t>heurs de définir leurs propres tableaux de données pour les informations hors des tables standards.</w:t>
+        <w:t xml:space="preserve"> aux chercheurs de définir leurs propres tableaux de données pour les informations hors des tables standards.</w:t>
       </w:r>
     </w:p>
     <w:p>
@@ -1177,10 +1105,7 @@
         <w:t xml:space="preserve">Inclus : </w:t>
       </w:r>
       <w:r>
-        <w:t xml:space="preserve">espace personnel et espace partagé, application web, import de données avec ETL, saisie hors ligne avec synchronisation, gestion des </w:t>
-      </w:r>
-      <w:r>
-        <w:t>médias, validation des données, notifications, tableaux personnalisés et catalogue d’attributs, interface en français et en anglais, mode clair et sombre.</w:t>
+        <w:t>espace personnel et espace partagé, application web, import de données avec ETL, saisie hors ligne avec synchronisation, gestion des médias, validation des données, notifications, tableaux personnalisés et catalogue d’attributs, interface en français et en anglais, mode clair et sombre.</w:t>
       </w:r>
     </w:p>
     <w:p>
@@ -1234,12 +1159,6 @@
         <w:gridCol w:w="4838"/>
       </w:tblGrid>
       <w:tr>
-        <w:tblPrEx>
-          <w:tblCellMar>
-            <w:top w:w="0" w:type="dxa"/>
-            <w:bottom w:w="0" w:type="dxa"/>
-          </w:tblCellMar>
-        </w:tblPrEx>
         <w:trPr>
           <w:cantSplit/>
           <w:tblHeader/>
@@ -1339,28 +1258,12 @@
                 <w:sz w:val="19"/>
                 <w:szCs w:val="19"/>
               </w:rPr>
-              <w:t>Responsabilités</w:t>
-            </w:r>
-            <w:r>
-              <w:rPr>
-                <w:b/>
-                <w:bCs/>
-                <w:color w:val="FFFFFF"/>
-                <w:sz w:val="19"/>
-                <w:szCs w:val="19"/>
-              </w:rPr>
-              <w:t xml:space="preserve"> et droits</w:t>
+              <w:t>Responsabilités et droits</w:t>
             </w:r>
           </w:p>
         </w:tc>
       </w:tr>
       <w:tr>
-        <w:tblPrEx>
-          <w:tblCellMar>
-            <w:top w:w="0" w:type="dxa"/>
-            <w:bottom w:w="0" w:type="dxa"/>
-          </w:tblCellMar>
-        </w:tblPrEx>
         <w:trPr>
           <w:cantSplit/>
         </w:trPr>
@@ -1455,12 +1358,6 @@
         </w:tc>
       </w:tr>
       <w:tr>
-        <w:tblPrEx>
-          <w:tblCellMar>
-            <w:top w:w="0" w:type="dxa"/>
-            <w:bottom w:w="0" w:type="dxa"/>
-          </w:tblCellMar>
-        </w:tblPrEx>
         <w:trPr>
           <w:cantSplit/>
         </w:trPr>
@@ -1555,12 +1452,6 @@
         </w:tc>
       </w:tr>
       <w:tr>
-        <w:tblPrEx>
-          <w:tblCellMar>
-            <w:top w:w="0" w:type="dxa"/>
-            <w:bottom w:w="0" w:type="dxa"/>
-          </w:tblCellMar>
-        </w:tblPrEx>
         <w:trPr>
           <w:cantSplit/>
         </w:trPr>
@@ -1655,12 +1546,6 @@
         </w:tc>
       </w:tr>
       <w:tr>
-        <w:tblPrEx>
-          <w:tblCellMar>
-            <w:top w:w="0" w:type="dxa"/>
-            <w:bottom w:w="0" w:type="dxa"/>
-          </w:tblCellMar>
-        </w:tblPrEx>
         <w:trPr>
           <w:cantSplit/>
         </w:trPr>
@@ -1720,14 +1605,7 @@
                 <w:sz w:val="19"/>
                 <w:szCs w:val="19"/>
               </w:rPr>
-              <w:t>Collabora</w:t>
-            </w:r>
-            <w:r>
-              <w:rPr>
-                <w:sz w:val="19"/>
-                <w:szCs w:val="19"/>
-              </w:rPr>
-              <w:t>teur rattaché à une recherche</w:t>
+              <w:t>Collaborateur rattaché à une recherche</w:t>
             </w:r>
           </w:p>
         </w:tc>
@@ -1762,12 +1640,6 @@
         </w:tc>
       </w:tr>
       <w:tr>
-        <w:tblPrEx>
-          <w:tblCellMar>
-            <w:top w:w="0" w:type="dxa"/>
-            <w:bottom w:w="0" w:type="dxa"/>
-          </w:tblCellMar>
-        </w:tblPrEx>
         <w:trPr>
           <w:cantSplit/>
         </w:trPr>
@@ -1862,12 +1734,6 @@
         </w:tc>
       </w:tr>
       <w:tr>
-        <w:tblPrEx>
-          <w:tblCellMar>
-            <w:top w:w="0" w:type="dxa"/>
-            <w:bottom w:w="0" w:type="dxa"/>
-          </w:tblCellMar>
-        </w:tblPrEx>
         <w:trPr>
           <w:cantSplit/>
         </w:trPr>
@@ -1984,10 +1850,7 @@
         <w:spacing w:after="50" w:line="264" w:lineRule="auto"/>
       </w:pPr>
       <w:r>
-        <w:t>Les données sont rangées dans des tableurs</w:t>
-      </w:r>
-      <w:r>
-        <w:t>, des carnets papier, des documents texte, des ordinateurs personnels, des clés USB ou des pièces jointes d’e-mails, sans base commune. Les limites constatées sont les suivantes :</w:t>
+        <w:t>Les données sont rangées dans des tableurs, des carnets papier, des documents texte, des ordinateurs personnels, des clés USB ou des pièces jointes d’e-mails, sans base commune. Les limites constatées sont les suivantes :</w:t>
       </w:r>
     </w:p>
     <w:p>
@@ -2005,10 +1868,7 @@
       </w:r>
       <w:proofErr w:type="gramEnd"/>
       <w:r>
-        <w:t xml:space="preserve"> de recherche éparpillées et recherche difficile, notamment pour les </w:t>
-      </w:r>
-      <w:r>
-        <w:t>étudiants en phase de thèse ;</w:t>
+        <w:t xml:space="preserve"> de recherche éparpillées et recherche difficile, notamment pour les étudiants en phase de thèse ;</w:t>
       </w:r>
     </w:p>
     <w:p>
@@ -2132,12 +1992,6 @@
         <w:gridCol w:w="3938"/>
       </w:tblGrid>
       <w:tr>
-        <w:tblPrEx>
-          <w:tblCellMar>
-            <w:top w:w="0" w:type="dxa"/>
-            <w:bottom w:w="0" w:type="dxa"/>
-          </w:tblCellMar>
-        </w:tblPrEx>
         <w:trPr>
           <w:cantSplit/>
           <w:tblHeader/>
@@ -2243,12 +2097,6 @@
         </w:tc>
       </w:tr>
       <w:tr>
-        <w:tblPrEx>
-          <w:tblCellMar>
-            <w:top w:w="0" w:type="dxa"/>
-            <w:bottom w:w="0" w:type="dxa"/>
-          </w:tblCellMar>
-        </w:tblPrEx>
         <w:trPr>
           <w:cantSplit/>
         </w:trPr>
@@ -2337,25 +2185,12 @@
                 <w:sz w:val="19"/>
                 <w:szCs w:val="19"/>
               </w:rPr>
-              <w:t>Principalem</w:t>
-            </w:r>
-            <w:r>
-              <w:rPr>
-                <w:sz w:val="19"/>
-                <w:szCs w:val="19"/>
-              </w:rPr>
-              <w:t>ent orienté vers la publication et la consultation de données</w:t>
+              <w:t>Principalement orienté vers la publication et la consultation de données</w:t>
             </w:r>
           </w:p>
         </w:tc>
       </w:tr>
       <w:tr>
-        <w:tblPrEx>
-          <w:tblCellMar>
-            <w:top w:w="0" w:type="dxa"/>
-            <w:bottom w:w="0" w:type="dxa"/>
-          </w:tblCellMar>
-        </w:tblPrEx>
         <w:trPr>
           <w:cantSplit/>
         </w:trPr>
@@ -2452,12 +2287,6 @@
         </w:tc>
       </w:tr>
       <w:tr>
-        <w:tblPrEx>
-          <w:tblCellMar>
-            <w:top w:w="0" w:type="dxa"/>
-            <w:bottom w:w="0" w:type="dxa"/>
-          </w:tblCellMar>
-        </w:tblPrEx>
         <w:trPr>
           <w:cantSplit/>
         </w:trPr>
@@ -2560,10 +2389,7 @@
       </w:pPr>
       <w:r>
         <w:lastRenderedPageBreak/>
-        <w:t xml:space="preserve">4. Expression </w:t>
-      </w:r>
-      <w:r>
-        <w:t>des besoins</w:t>
+        <w:t>4. Expression des besoins</w:t>
       </w:r>
     </w:p>
     <w:p>
@@ -2598,12 +2424,6 @@
         <w:gridCol w:w="1100"/>
       </w:tblGrid>
       <w:tr>
-        <w:tblPrEx>
-          <w:tblCellMar>
-            <w:top w:w="0" w:type="dxa"/>
-            <w:bottom w:w="0" w:type="dxa"/>
-          </w:tblCellMar>
-        </w:tblPrEx>
         <w:trPr>
           <w:cantSplit/>
           <w:tblHeader/>
@@ -2742,12 +2562,6 @@
         </w:tc>
       </w:tr>
       <w:tr>
-        <w:tblPrEx>
-          <w:tblCellMar>
-            <w:top w:w="0" w:type="dxa"/>
-            <w:bottom w:w="0" w:type="dxa"/>
-          </w:tblCellMar>
-        </w:tblPrEx>
         <w:trPr>
           <w:cantSplit/>
         </w:trPr>
@@ -2871,12 +2685,6 @@
         </w:tc>
       </w:tr>
       <w:tr>
-        <w:tblPrEx>
-          <w:tblCellMar>
-            <w:top w:w="0" w:type="dxa"/>
-            <w:bottom w:w="0" w:type="dxa"/>
-          </w:tblCellMar>
-        </w:tblPrEx>
         <w:trPr>
           <w:cantSplit/>
         </w:trPr>
@@ -3000,12 +2808,6 @@
         </w:tc>
       </w:tr>
       <w:tr>
-        <w:tblPrEx>
-          <w:tblCellMar>
-            <w:top w:w="0" w:type="dxa"/>
-            <w:bottom w:w="0" w:type="dxa"/>
-          </w:tblCellMar>
-        </w:tblPrEx>
         <w:trPr>
           <w:cantSplit/>
         </w:trPr>
@@ -3129,12 +2931,6 @@
         </w:tc>
       </w:tr>
       <w:tr>
-        <w:tblPrEx>
-          <w:tblCellMar>
-            <w:top w:w="0" w:type="dxa"/>
-            <w:bottom w:w="0" w:type="dxa"/>
-          </w:tblCellMar>
-        </w:tblPrEx>
         <w:trPr>
           <w:cantSplit/>
         </w:trPr>
@@ -3223,14 +3019,7 @@
                 <w:sz w:val="19"/>
                 <w:szCs w:val="19"/>
               </w:rPr>
-              <w:t>Saisie, dans une recherche, des données de recherche de l’utili</w:t>
-            </w:r>
-            <w:r>
-              <w:rPr>
-                <w:sz w:val="19"/>
-                <w:szCs w:val="19"/>
-              </w:rPr>
-              <w:t>sateur</w:t>
+              <w:t>Saisie, dans une recherche, des données de recherche de l’utilisateur</w:t>
             </w:r>
           </w:p>
         </w:tc>
@@ -3265,12 +3054,6 @@
         </w:tc>
       </w:tr>
       <w:tr>
-        <w:tblPrEx>
-          <w:tblCellMar>
-            <w:top w:w="0" w:type="dxa"/>
-            <w:bottom w:w="0" w:type="dxa"/>
-          </w:tblCellMar>
-        </w:tblPrEx>
         <w:trPr>
           <w:cantSplit/>
         </w:trPr>
@@ -3366,21 +3149,7 @@
                 <w:sz w:val="19"/>
                 <w:szCs w:val="19"/>
               </w:rPr>
-              <w:t xml:space="preserve"> et </w:t>
-            </w:r>
-            <w:r>
-              <w:rPr>
-                <w:sz w:val="19"/>
-                <w:szCs w:val="19"/>
-              </w:rPr>
-              <w:t>é</w:t>
-            </w:r>
-            <w:r>
-              <w:rPr>
-                <w:sz w:val="19"/>
-                <w:szCs w:val="19"/>
-              </w:rPr>
-              <w:t>tudiants</w:t>
+              <w:t xml:space="preserve"> et étudiants</w:t>
             </w:r>
             <w:r>
               <w:rPr>
@@ -3422,12 +3191,6 @@
         </w:tc>
       </w:tr>
       <w:tr>
-        <w:tblPrEx>
-          <w:tblCellMar>
-            <w:top w:w="0" w:type="dxa"/>
-            <w:bottom w:w="0" w:type="dxa"/>
-          </w:tblCellMar>
-        </w:tblPrEx>
         <w:trPr>
           <w:cantSplit/>
         </w:trPr>
@@ -3551,12 +3314,6 @@
         </w:tc>
       </w:tr>
       <w:tr>
-        <w:tblPrEx>
-          <w:tblCellMar>
-            <w:top w:w="0" w:type="dxa"/>
-            <w:bottom w:w="0" w:type="dxa"/>
-          </w:tblCellMar>
-        </w:tblPrEx>
         <w:trPr>
           <w:cantSplit/>
         </w:trPr>
@@ -3680,12 +3437,6 @@
         </w:tc>
       </w:tr>
       <w:tr>
-        <w:tblPrEx>
-          <w:tblCellMar>
-            <w:top w:w="0" w:type="dxa"/>
-            <w:bottom w:w="0" w:type="dxa"/>
-          </w:tblCellMar>
-        </w:tblPrEx>
         <w:trPr>
           <w:cantSplit/>
         </w:trPr>
@@ -3809,12 +3560,6 @@
         </w:tc>
       </w:tr>
       <w:tr>
-        <w:tblPrEx>
-          <w:tblCellMar>
-            <w:top w:w="0" w:type="dxa"/>
-            <w:bottom w:w="0" w:type="dxa"/>
-          </w:tblCellMar>
-        </w:tblPrEx>
         <w:trPr>
           <w:cantSplit/>
         </w:trPr>
@@ -3938,12 +3683,6 @@
         </w:tc>
       </w:tr>
       <w:tr>
-        <w:tblPrEx>
-          <w:tblCellMar>
-            <w:top w:w="0" w:type="dxa"/>
-            <w:bottom w:w="0" w:type="dxa"/>
-          </w:tblCellMar>
-        </w:tblPrEx>
         <w:trPr>
           <w:cantSplit/>
         </w:trPr>
@@ -4067,12 +3806,6 @@
         </w:tc>
       </w:tr>
       <w:tr>
-        <w:tblPrEx>
-          <w:tblCellMar>
-            <w:top w:w="0" w:type="dxa"/>
-            <w:bottom w:w="0" w:type="dxa"/>
-          </w:tblCellMar>
-        </w:tblPrEx>
         <w:trPr>
           <w:cantSplit/>
         </w:trPr>
@@ -4196,12 +3929,6 @@
         </w:tc>
       </w:tr>
       <w:tr>
-        <w:tblPrEx>
-          <w:tblCellMar>
-            <w:top w:w="0" w:type="dxa"/>
-            <w:bottom w:w="0" w:type="dxa"/>
-          </w:tblCellMar>
-        </w:tblPrEx>
         <w:trPr>
           <w:cantSplit/>
         </w:trPr>
@@ -4325,12 +4052,6 @@
         </w:tc>
       </w:tr>
       <w:tr>
-        <w:tblPrEx>
-          <w:tblCellMar>
-            <w:top w:w="0" w:type="dxa"/>
-            <w:bottom w:w="0" w:type="dxa"/>
-          </w:tblCellMar>
-        </w:tblPrEx>
         <w:trPr>
           <w:cantSplit/>
         </w:trPr>
@@ -4454,12 +4175,6 @@
         </w:tc>
       </w:tr>
       <w:tr>
-        <w:tblPrEx>
-          <w:tblCellMar>
-            <w:top w:w="0" w:type="dxa"/>
-            <w:bottom w:w="0" w:type="dxa"/>
-          </w:tblCellMar>
-        </w:tblPrEx>
         <w:trPr>
           <w:cantSplit/>
         </w:trPr>
@@ -4583,12 +4298,6 @@
         </w:tc>
       </w:tr>
       <w:tr>
-        <w:tblPrEx>
-          <w:tblCellMar>
-            <w:top w:w="0" w:type="dxa"/>
-            <w:bottom w:w="0" w:type="dxa"/>
-          </w:tblCellMar>
-        </w:tblPrEx>
         <w:trPr>
           <w:cantSplit/>
         </w:trPr>
@@ -4712,12 +4421,6 @@
         </w:tc>
       </w:tr>
       <w:tr>
-        <w:tblPrEx>
-          <w:tblCellMar>
-            <w:top w:w="0" w:type="dxa"/>
-            <w:bottom w:w="0" w:type="dxa"/>
-          </w:tblCellMar>
-        </w:tblPrEx>
         <w:trPr>
           <w:cantSplit/>
         </w:trPr>
@@ -4777,14 +4480,7 @@
                 <w:sz w:val="19"/>
                 <w:szCs w:val="19"/>
               </w:rPr>
-              <w:t>Notificati</w:t>
-            </w:r>
-            <w:r>
-              <w:rPr>
-                <w:sz w:val="19"/>
-                <w:szCs w:val="19"/>
-              </w:rPr>
-              <w:t>ons</w:t>
+              <w:t>Notifications</w:t>
             </w:r>
           </w:p>
         </w:tc>
@@ -4848,12 +4544,6 @@
         </w:tc>
       </w:tr>
       <w:tr>
-        <w:tblPrEx>
-          <w:tblCellMar>
-            <w:top w:w="0" w:type="dxa"/>
-            <w:bottom w:w="0" w:type="dxa"/>
-          </w:tblCellMar>
-        </w:tblPrEx>
         <w:trPr>
           <w:cantSplit/>
         </w:trPr>
@@ -5096,10 +4786,7 @@
         <w:t>RG-05</w:t>
       </w:r>
       <w:r>
-        <w:t xml:space="preserve"> : à l’impo</w:t>
-      </w:r>
-      <w:r>
-        <w:t>rt, l’ETL nettoie, valide et dédoublonne les données avant leur chargement.</w:t>
+        <w:t xml:space="preserve"> : à l’import, l’ETL nettoie, valide et dédoublonne les données avant leur chargement.</w:t>
       </w:r>
     </w:p>
     <w:p>
@@ -5152,12 +4839,6 @@
         <w:gridCol w:w="7338"/>
       </w:tblGrid>
       <w:tr>
-        <w:tblPrEx>
-          <w:tblCellMar>
-            <w:top w:w="0" w:type="dxa"/>
-            <w:bottom w:w="0" w:type="dxa"/>
-          </w:tblCellMar>
-        </w:tblPrEx>
         <w:trPr>
           <w:cantSplit/>
           <w:tblHeader/>
@@ -5230,12 +4911,6 @@
         </w:tc>
       </w:tr>
       <w:tr>
-        <w:tblPrEx>
-          <w:tblCellMar>
-            <w:top w:w="0" w:type="dxa"/>
-            <w:bottom w:w="0" w:type="dxa"/>
-          </w:tblCellMar>
-        </w:tblPrEx>
         <w:trPr>
           <w:cantSplit/>
         </w:trPr>
@@ -5301,12 +4976,6 @@
         </w:tc>
       </w:tr>
       <w:tr>
-        <w:tblPrEx>
-          <w:tblCellMar>
-            <w:top w:w="0" w:type="dxa"/>
-            <w:bottom w:w="0" w:type="dxa"/>
-          </w:tblCellMar>
-        </w:tblPrEx>
         <w:trPr>
           <w:cantSplit/>
         </w:trPr>
@@ -5372,12 +5041,6 @@
         </w:tc>
       </w:tr>
       <w:tr>
-        <w:tblPrEx>
-          <w:tblCellMar>
-            <w:top w:w="0" w:type="dxa"/>
-            <w:bottom w:w="0" w:type="dxa"/>
-          </w:tblCellMar>
-        </w:tblPrEx>
         <w:trPr>
           <w:cantSplit/>
         </w:trPr>
@@ -5438,25 +5101,12 @@
                 <w:sz w:val="19"/>
                 <w:szCs w:val="19"/>
               </w:rPr>
-              <w:t>Saisie possible hors ligne sur les sites isolés (Service Worker, IndexedDB), avec synchronisation au retour de la connexio</w:t>
-            </w:r>
-            <w:r>
-              <w:rPr>
-                <w:sz w:val="19"/>
-                <w:szCs w:val="19"/>
-              </w:rPr>
-              <w:t>n</w:t>
+              <w:t>Saisie possible hors ligne sur les sites isolés (Service Worker, IndexedDB), avec synchronisation au retour de la connexion</w:t>
             </w:r>
           </w:p>
         </w:tc>
       </w:tr>
       <w:tr>
-        <w:tblPrEx>
-          <w:tblCellMar>
-            <w:top w:w="0" w:type="dxa"/>
-            <w:bottom w:w="0" w:type="dxa"/>
-          </w:tblCellMar>
-        </w:tblPrEx>
         <w:trPr>
           <w:cantSplit/>
         </w:trPr>
@@ -5522,12 +5172,6 @@
         </w:tc>
       </w:tr>
       <w:tr>
-        <w:tblPrEx>
-          <w:tblCellMar>
-            <w:top w:w="0" w:type="dxa"/>
-            <w:bottom w:w="0" w:type="dxa"/>
-          </w:tblCellMar>
-        </w:tblPrEx>
         <w:trPr>
           <w:cantSplit/>
         </w:trPr>
@@ -5609,12 +5253,6 @@
         </w:tc>
       </w:tr>
       <w:tr>
-        <w:tblPrEx>
-          <w:tblCellMar>
-            <w:top w:w="0" w:type="dxa"/>
-            <w:bottom w:w="0" w:type="dxa"/>
-          </w:tblCellMar>
-        </w:tblPrEx>
         <w:trPr>
           <w:cantSplit/>
         </w:trPr>
@@ -5674,25 +5312,12 @@
                 <w:sz w:val="19"/>
                 <w:szCs w:val="19"/>
               </w:rPr>
-              <w:t xml:space="preserve">Application accessible depuis les navigateurs web courants, sur ordinateurs et </w:t>
-            </w:r>
-            <w:r>
-              <w:rPr>
-                <w:sz w:val="19"/>
-                <w:szCs w:val="19"/>
-              </w:rPr>
-              <w:t>tablettes</w:t>
+              <w:t>Application accessible depuis les navigateurs web courants, sur ordinateurs et tablettes</w:t>
             </w:r>
           </w:p>
         </w:tc>
       </w:tr>
       <w:tr>
-        <w:tblPrEx>
-          <w:tblCellMar>
-            <w:top w:w="0" w:type="dxa"/>
-            <w:bottom w:w="0" w:type="dxa"/>
-          </w:tblCellMar>
-        </w:tblPrEx>
         <w:trPr>
           <w:cantSplit/>
         </w:trPr>
@@ -5783,10 +5408,7 @@
         <w:t xml:space="preserve">Techniques : </w:t>
       </w:r>
       <w:r>
-        <w:t>technologies retenues (Vue.js, Spring Boot, PostgreSQL, Python) ; collecte sur des sites isolés, sans connexion ; saisie hors ligne possible uniquement dans le même navigateur que celui utilisé pour la connexion initiale ; service d’envoi d’e-mails nécessa</w:t>
-      </w:r>
-      <w:r>
-        <w:t>ire (invitation et réinitialisation du mot de passe).</w:t>
+        <w:t>technologies retenues (Vue.js, Spring Boot, PostgreSQL, Python) ; collecte sur des sites isolés, sans connexion ; saisie hors ligne possible uniquement dans le même navigateur que celui utilisé pour la connexion initiale ; service d’envoi d’e-mails nécessaire (invitation et réinitialisation du mot de passe).</w:t>
       </w:r>
     </w:p>
     <w:p>
@@ -5830,10 +5452,7 @@
         <w:spacing w:after="100" w:line="264" w:lineRule="auto"/>
       </w:pPr>
       <w:r>
-        <w:t>Architecture client-serveur : l’application web (Vue.js) communique par API REST avec le backend Spring Bo</w:t>
-      </w:r>
-      <w:r>
-        <w:t>ot. Le backend s’appuie sur PostgreSQL pour les données et sur MinIO pour les fichiers. Les imports passent par un module ETL en Python (pandas).</w:t>
+        <w:t>Architecture client-serveur : l’application web (Vue.js) communique par API REST avec le backend Spring Boot. Le backend s’appuie sur PostgreSQL pour les données et sur MinIO pour les fichiers. Les imports passent par un module ETL en Python (pandas).</w:t>
       </w:r>
     </w:p>
     <w:p>
@@ -5867,12 +5486,6 @@
         <w:gridCol w:w="4638"/>
       </w:tblGrid>
       <w:tr>
-        <w:tblPrEx>
-          <w:tblCellMar>
-            <w:top w:w="0" w:type="dxa"/>
-            <w:bottom w:w="0" w:type="dxa"/>
-          </w:tblCellMar>
-        </w:tblPrEx>
         <w:trPr>
           <w:cantSplit/>
           <w:tblHeader/>
@@ -5978,12 +5591,6 @@
         </w:tc>
       </w:tr>
       <w:tr>
-        <w:tblPrEx>
-          <w:tblCellMar>
-            <w:top w:w="0" w:type="dxa"/>
-            <w:bottom w:w="0" w:type="dxa"/>
-          </w:tblCellMar>
-        </w:tblPrEx>
         <w:trPr>
           <w:cantSplit/>
         </w:trPr>
@@ -6078,12 +5685,6 @@
         </w:tc>
       </w:tr>
       <w:tr>
-        <w:tblPrEx>
-          <w:tblCellMar>
-            <w:top w:w="0" w:type="dxa"/>
-            <w:bottom w:w="0" w:type="dxa"/>
-          </w:tblCellMar>
-        </w:tblPrEx>
         <w:trPr>
           <w:cantSplit/>
         </w:trPr>
@@ -6178,12 +5779,6 @@
         </w:tc>
       </w:tr>
       <w:tr>
-        <w:tblPrEx>
-          <w:tblCellMar>
-            <w:top w:w="0" w:type="dxa"/>
-            <w:bottom w:w="0" w:type="dxa"/>
-          </w:tblCellMar>
-        </w:tblPrEx>
         <w:trPr>
           <w:cantSplit/>
         </w:trPr>
@@ -6278,12 +5873,6 @@
         </w:tc>
       </w:tr>
       <w:tr>
-        <w:tblPrEx>
-          <w:tblCellMar>
-            <w:top w:w="0" w:type="dxa"/>
-            <w:bottom w:w="0" w:type="dxa"/>
-          </w:tblCellMar>
-        </w:tblPrEx>
         <w:trPr>
           <w:cantSplit/>
         </w:trPr>
@@ -6378,12 +5967,6 @@
         </w:tc>
       </w:tr>
       <w:tr>
-        <w:tblPrEx>
-          <w:tblCellMar>
-            <w:top w:w="0" w:type="dxa"/>
-            <w:bottom w:w="0" w:type="dxa"/>
-          </w:tblCellMar>
-        </w:tblPrEx>
         <w:trPr>
           <w:cantSplit/>
         </w:trPr>
@@ -6472,25 +6055,12 @@
                 <w:sz w:val="19"/>
                 <w:szCs w:val="19"/>
               </w:rPr>
-              <w:t>Comptes, rôles, accès privés et p</w:t>
-            </w:r>
-            <w:r>
-              <w:rPr>
-                <w:sz w:val="19"/>
-                <w:szCs w:val="19"/>
-              </w:rPr>
-              <w:t>artagés</w:t>
+              <w:t>Comptes, rôles, accès privés et partagés</w:t>
             </w:r>
           </w:p>
         </w:tc>
       </w:tr>
       <w:tr>
-        <w:tblPrEx>
-          <w:tblCellMar>
-            <w:top w:w="0" w:type="dxa"/>
-            <w:bottom w:w="0" w:type="dxa"/>
-          </w:tblCellMar>
-        </w:tblPrEx>
         <w:trPr>
           <w:cantSplit/>
         </w:trPr>
@@ -6589,12 +6159,6 @@
         </w:tc>
       </w:tr>
       <w:tr>
-        <w:tblPrEx>
-          <w:tblCellMar>
-            <w:top w:w="0" w:type="dxa"/>
-            <w:bottom w:w="0" w:type="dxa"/>
-          </w:tblCellMar>
-        </w:tblPrEx>
         <w:trPr>
           <w:cantSplit/>
         </w:trPr>
@@ -6689,12 +6253,6 @@
         </w:tc>
       </w:tr>
       <w:tr>
-        <w:tblPrEx>
-          <w:tblCellMar>
-            <w:top w:w="0" w:type="dxa"/>
-            <w:bottom w:w="0" w:type="dxa"/>
-          </w:tblCellMar>
-        </w:tblPrEx>
         <w:trPr>
           <w:cantSplit/>
         </w:trPr>
@@ -6789,12 +6347,6 @@
         </w:tc>
       </w:tr>
       <w:tr>
-        <w:tblPrEx>
-          <w:tblCellMar>
-            <w:top w:w="0" w:type="dxa"/>
-            <w:bottom w:w="0" w:type="dxa"/>
-          </w:tblCellMar>
-        </w:tblPrEx>
         <w:trPr>
           <w:cantSplit/>
         </w:trPr>
@@ -6898,12 +6450,6 @@
         </w:tc>
       </w:tr>
       <w:tr>
-        <w:tblPrEx>
-          <w:tblCellMar>
-            <w:top w:w="0" w:type="dxa"/>
-            <w:bottom w:w="0" w:type="dxa"/>
-          </w:tblCellMar>
-        </w:tblPrEx>
         <w:trPr>
           <w:cantSplit/>
         </w:trPr>
@@ -7036,12 +6582,6 @@
         <w:gridCol w:w="6938"/>
       </w:tblGrid>
       <w:tr>
-        <w:tblPrEx>
-          <w:tblCellMar>
-            <w:top w:w="0" w:type="dxa"/>
-            <w:bottom w:w="0" w:type="dxa"/>
-          </w:tblCellMar>
-        </w:tblPrEx>
         <w:trPr>
           <w:cantSplit/>
           <w:tblHeader/>
@@ -7114,12 +6654,6 @@
         </w:tc>
       </w:tr>
       <w:tr>
-        <w:tblPrEx>
-          <w:tblCellMar>
-            <w:top w:w="0" w:type="dxa"/>
-            <w:bottom w:w="0" w:type="dxa"/>
-          </w:tblCellMar>
-        </w:tblPrEx>
         <w:trPr>
           <w:cantSplit/>
         </w:trPr>
@@ -7185,12 +6719,6 @@
         </w:tc>
       </w:tr>
       <w:tr>
-        <w:tblPrEx>
-          <w:tblCellMar>
-            <w:top w:w="0" w:type="dxa"/>
-            <w:bottom w:w="0" w:type="dxa"/>
-          </w:tblCellMar>
-        </w:tblPrEx>
         <w:trPr>
           <w:cantSplit/>
         </w:trPr>
@@ -7273,12 +6801,6 @@
         </w:tc>
       </w:tr>
       <w:tr>
-        <w:tblPrEx>
-          <w:tblCellMar>
-            <w:top w:w="0" w:type="dxa"/>
-            <w:bottom w:w="0" w:type="dxa"/>
-          </w:tblCellMar>
-        </w:tblPrEx>
         <w:trPr>
           <w:cantSplit/>
         </w:trPr>
@@ -7338,25 +6860,12 @@
                 <w:sz w:val="19"/>
                 <w:szCs w:val="19"/>
               </w:rPr>
-              <w:t>Jeu de données de test ; rapport de tests ; procès-verbal de re</w:t>
-            </w:r>
-            <w:r>
-              <w:rPr>
-                <w:sz w:val="19"/>
-                <w:szCs w:val="19"/>
-              </w:rPr>
-              <w:t>cette</w:t>
+              <w:t>Jeu de données de test ; rapport de tests ; procès-verbal de recette</w:t>
             </w:r>
           </w:p>
         </w:tc>
       </w:tr>
       <w:tr>
-        <w:tblPrEx>
-          <w:tblCellMar>
-            <w:top w:w="0" w:type="dxa"/>
-            <w:bottom w:w="0" w:type="dxa"/>
-          </w:tblCellMar>
-        </w:tblPrEx>
         <w:trPr>
           <w:cantSplit/>
         </w:trPr>
@@ -7454,12 +6963,6 @@
         <w:gridCol w:w="1450"/>
       </w:tblGrid>
       <w:tr>
-        <w:tblPrEx>
-          <w:tblCellMar>
-            <w:top w:w="0" w:type="dxa"/>
-            <w:bottom w:w="0" w:type="dxa"/>
-          </w:tblCellMar>
-        </w:tblPrEx>
         <w:trPr>
           <w:cantSplit/>
           <w:tblHeader/>
@@ -7610,12 +7113,6 @@
         </w:tc>
       </w:tr>
       <w:tr>
-        <w:tblPrEx>
-          <w:tblCellMar>
-            <w:top w:w="0" w:type="dxa"/>
-            <w:bottom w:w="0" w:type="dxa"/>
-          </w:tblCellMar>
-        </w:tblPrEx>
         <w:trPr>
           <w:cantSplit/>
         </w:trPr>
@@ -7732,25 +7229,12 @@
                 <w:sz w:val="19"/>
                 <w:szCs w:val="19"/>
               </w:rPr>
-              <w:t>à</w:t>
-            </w:r>
-            <w:r>
-              <w:rPr>
-                <w:sz w:val="19"/>
-                <w:szCs w:val="19"/>
-              </w:rPr>
-              <w:t xml:space="preserve"> S2</w:t>
+              <w:t>à S2</w:t>
             </w:r>
           </w:p>
         </w:tc>
       </w:tr>
       <w:tr>
-        <w:tblPrEx>
-          <w:tblCellMar>
-            <w:top w:w="0" w:type="dxa"/>
-            <w:bottom w:w="0" w:type="dxa"/>
-          </w:tblCellMar>
-        </w:tblPrEx>
         <w:trPr>
           <w:cantSplit/>
         </w:trPr>
@@ -7867,25 +7351,12 @@
                 <w:sz w:val="19"/>
                 <w:szCs w:val="19"/>
               </w:rPr>
-              <w:t>à</w:t>
-            </w:r>
-            <w:r>
-              <w:rPr>
-                <w:sz w:val="19"/>
-                <w:szCs w:val="19"/>
-              </w:rPr>
-              <w:t xml:space="preserve"> S10</w:t>
+              <w:t>à S10</w:t>
             </w:r>
           </w:p>
         </w:tc>
       </w:tr>
       <w:tr>
-        <w:tblPrEx>
-          <w:tblCellMar>
-            <w:top w:w="0" w:type="dxa"/>
-            <w:bottom w:w="0" w:type="dxa"/>
-          </w:tblCellMar>
-        </w:tblPrEx>
         <w:trPr>
           <w:cantSplit/>
         </w:trPr>
@@ -8003,32 +7474,12 @@
                 <w:sz w:val="19"/>
                 <w:szCs w:val="19"/>
               </w:rPr>
-              <w:t xml:space="preserve">S11 </w:t>
-            </w:r>
-            <w:r>
-              <w:rPr>
-                <w:sz w:val="19"/>
-                <w:szCs w:val="19"/>
-              </w:rPr>
-              <w:t>à</w:t>
-            </w:r>
-            <w:r>
-              <w:rPr>
-                <w:sz w:val="19"/>
-                <w:szCs w:val="19"/>
-              </w:rPr>
-              <w:t xml:space="preserve"> S12</w:t>
+              <w:t>S11 à S12</w:t>
             </w:r>
           </w:p>
         </w:tc>
       </w:tr>
       <w:tr>
-        <w:tblPrEx>
-          <w:tblCellMar>
-            <w:top w:w="0" w:type="dxa"/>
-            <w:bottom w:w="0" w:type="dxa"/>
-          </w:tblCellMar>
-        </w:tblPrEx>
         <w:trPr>
           <w:cantSplit/>
         </w:trPr>
